--- a/output/manuscript/Table2.docx
+++ b/output/manuscript/Table2.docx
@@ -8,7 +8,7 @@
         <w:pStyle w:val="Titre1"/>
       </w:pPr>
       <w:r>
-        <w:t>Table 2. Conditional primary endpoint and core sensitivities</w:t>
+        <w:t>Table 2. Conditional blinded-label choices and sensitivities</w:t>
       </w:r>
       <w:bookmarkEnd w:id="1"/>
     </w:p>
@@ -127,7 +127,7 @@
                 <w:rFonts w:ascii="Arial" w:hAnsi="Arial"/>
                 <w:sz w:val="20"/>
               </w:rPr>
-              <w:t xml:space="default">Agreed choices (formal primary)</w:t>
+              <w:t xml:space="default">Agreed choices</w:t>
             </w:r>
           </w:p>
         </w:tc>
@@ -387,7 +387,7 @@
                 <w:rFonts w:ascii="Arial" w:hAnsi="Arial"/>
                 <w:sz w:val="20"/>
               </w:rPr>
-              <w:t xml:space="default">The formal primary endpoint conditions on 80 arm-discordant cells and the 60 for which the experts made an agreed choice; 20 choices split. Expert-specific sensitivities use all 80. The final row counts all 20 splits against ARBITER by assumption, without assigning Unassisted wins. Expert 1 chose neither arm in 4/80 cells; this is distinct from the split-loss assumption. CI, 95% confidence interval; 10,000 percentile bootstrap replicates, trials resampled within meta-analysis; seed 20261018.</w:t>
+              <w:t xml:space="default">Conditional blinded-label choice evaluation includes 80 arm-discordant cells and the 60 for which the experts made an agreed choice; 20 choices split. Expert-specific sensitivities use all 80. The final row counts all 20 splits against ARBITER by assumption, without assigning Unassisted wins. Expert 1 chose neither arm in 4/80 cells; this is distinct from the split-loss assumption. CI, 95% confidence interval; 10,000 percentile bootstrap replicates, trials resampled within meta-analysis; seed 20261018.</w:t>
             </w:r>
           </w:p>
         </w:tc>

--- a/output/manuscript/Table2.docx
+++ b/output/manuscript/Table2.docx
@@ -8,7 +8,7 @@
         <w:pStyle w:val="Titre1"/>
       </w:pPr>
       <w:r>
-        <w:t>Table 2. Conditional primary endpoint and core sensitivities</w:t>
+        <w:t>Table 2. Conditional blinded-label choices and sensitivities</w:t>
       </w:r>
       <w:bookmarkEnd w:id="1"/>
     </w:p>
@@ -127,7 +127,7 @@
                 <w:rFonts w:ascii="Arial" w:hAnsi="Arial"/>
                 <w:sz w:val="20"/>
               </w:rPr>
-              <w:t xml:space="default">Agreed choices (formal primary)</w:t>
+              <w:t xml:space="default">Agreed choices</w:t>
             </w:r>
           </w:p>
         </w:tc>
@@ -192,7 +192,7 @@
                 <w:rFonts w:ascii="Arial" w:hAnsi="Arial"/>
                 <w:sz w:val="20"/>
               </w:rPr>
-              <w:t xml:space="default">Expert 1</w:t>
+              <w:t xml:space="default">Human Review 1</w:t>
             </w:r>
           </w:p>
         </w:tc>
@@ -257,7 +257,7 @@
                 <w:rFonts w:ascii="Arial" w:hAnsi="Arial"/>
                 <w:sz w:val="20"/>
               </w:rPr>
-              <w:t xml:space="default">Expert 2</w:t>
+              <w:t xml:space="default">Human Review 2</w:t>
             </w:r>
           </w:p>
         </w:tc>
@@ -387,7 +387,7 @@
                 <w:rFonts w:ascii="Arial" w:hAnsi="Arial"/>
                 <w:sz w:val="20"/>
               </w:rPr>
-              <w:t xml:space="default">The formal primary endpoint conditions on 80 arm-discordant cells and the 60 for which the experts made an agreed choice; 20 choices split. Expert-specific sensitivities use all 80. The final row counts all 20 splits against ARBITER by assumption, without assigning Unassisted wins. Expert 1 chose neither arm in 4/80 cells; this is distinct from the split-loss assumption. CI, 95% confidence interval; 10,000 percentile bootstrap replicates, trials resampled within meta-analysis; seed 20261018.</w:t>
+              <w:t xml:space="default">Conditional blinded-label choice evaluation includes 80 arm-cells where the two arms disagreed and the 60 for which the human reviewers made an agreed choice; 20 choices split. Review-specific sensitivities use all 80. The final row counts all 20 splits against ARBITER by assumption, without assigning Unassisted wins. Human Review 1 chose neither arm in 4/80 cells; this is distinct from the split-loss assumption. CI, 95% confidence interval; 10,000 percentile bootstrap replicates, trials resampled within meta-analysis; seed 20261018.</w:t>
             </w:r>
           </w:p>
         </w:tc>

--- a/output/manuscript/Table2.docx
+++ b/output/manuscript/Table2.docx
@@ -8,7 +8,7 @@
         <w:pStyle w:val="Titre1"/>
       </w:pPr>
       <w:r>
-        <w:t>Table 2. Conditional blinded-label choices and sensitivities</w:t>
+        <w:t>Table 2. Benchmark and reference context</w:t>
       </w:r>
       <w:bookmarkEnd w:id="1"/>
     </w:p>
@@ -61,7 +61,7 @@
                 <w:sz w:val="20"/>
                 <w:b/>
               </w:rPr>
-              <w:t xml:space="default">Population</w:t>
+              <w:t xml:space="default">Characteristic</w:t>
             </w:r>
           </w:p>
         </w:tc>
@@ -84,7 +84,7 @@
           <w:p>
             <w:pPr>
               <w:spacing w:before="0" w:after="60"/>
-              <w:jc w:val="end"/>
+              <w:jc w:val="start"/>
             </w:pPr>
             <w:r>
               <w:rPr>
@@ -92,7 +92,7 @@
                 <w:sz w:val="20"/>
                 <w:b/>
               </w:rPr>
-              <w:t xml:space="default">ARBITER, No./total (%) (95% CI)</w:t>
+              <w:t xml:space="default">Value</w:t>
             </w:r>
           </w:p>
         </w:tc>
@@ -127,7 +127,7 @@
                 <w:rFonts w:ascii="Arial" w:hAnsi="Arial"/>
                 <w:sz w:val="20"/>
               </w:rPr>
-              <w:t xml:space="default">Agreed choices</w:t>
+              <w:t xml:space="default">Trials</w:t>
             </w:r>
           </w:p>
         </w:tc>
@@ -150,14 +150,14 @@
           <w:p>
             <w:pPr>
               <w:spacing w:before="0" w:after="60"/>
-              <w:jc w:val="end"/>
-            </w:pPr>
-            <w:r>
-              <w:rPr>
-                <w:rFonts w:ascii="Arial" w:hAnsi="Arial"/>
-                <w:sz w:val="20"/>
-              </w:rPr>
-              <w:t xml:space="default">53/60 (88%; 80–96)</w:t>
+              <w:jc w:val="start"/>
+            </w:pPr>
+            <w:r>
+              <w:rPr>
+                <w:rFonts w:ascii="Arial" w:hAnsi="Arial"/>
+                <w:sz w:val="20"/>
+              </w:rPr>
+              <w:t xml:space="default">102</w:t>
             </w:r>
           </w:p>
         </w:tc>
@@ -192,7 +192,7 @@
                 <w:rFonts w:ascii="Arial" w:hAnsi="Arial"/>
                 <w:sz w:val="20"/>
               </w:rPr>
-              <w:t xml:space="default">Human Review 1</w:t>
+              <w:t xml:space="default">Meta-analyses</w:t>
             </w:r>
           </w:p>
         </w:tc>
@@ -215,14 +215,14 @@
           <w:p>
             <w:pPr>
               <w:spacing w:before="0" w:after="60"/>
-              <w:jc w:val="end"/>
-            </w:pPr>
-            <w:r>
-              <w:rPr>
-                <w:rFonts w:ascii="Arial" w:hAnsi="Arial"/>
-                <w:sz w:val="20"/>
-              </w:rPr>
-              <w:t xml:space="default">63/80 (79%; 70–87)</w:t>
+              <w:jc w:val="start"/>
+            </w:pPr>
+            <w:r>
+              <w:rPr>
+                <w:rFonts w:ascii="Arial" w:hAnsi="Arial"/>
+                <w:sz w:val="20"/>
+              </w:rPr>
+              <w:t xml:space="default">16</w:t>
             </w:r>
           </w:p>
         </w:tc>
@@ -257,7 +257,7 @@
                 <w:rFonts w:ascii="Arial" w:hAnsi="Arial"/>
                 <w:sz w:val="20"/>
               </w:rPr>
-              <w:t xml:space="default">Human Review 2</w:t>
+              <w:t xml:space="default">Specialties</w:t>
             </w:r>
           </w:p>
         </w:tc>
@@ -280,14 +280,14 @@
           <w:p>
             <w:pPr>
               <w:spacing w:before="0" w:after="60"/>
-              <w:jc w:val="end"/>
-            </w:pPr>
-            <w:r>
-              <w:rPr>
-                <w:rFonts w:ascii="Arial" w:hAnsi="Arial"/>
-                <w:sz w:val="20"/>
-              </w:rPr>
-              <w:t xml:space="default">61/80 (76%; 68–85)</w:t>
+              <w:jc w:val="start"/>
+            </w:pPr>
+            <w:r>
+              <w:rPr>
+                <w:rFonts w:ascii="Arial" w:hAnsi="Arial"/>
+                <w:sz w:val="20"/>
+              </w:rPr>
+              <w:t xml:space="default">15</w:t>
             </w:r>
           </w:p>
         </w:tc>
@@ -322,7 +322,7 @@
                 <w:rFonts w:ascii="Arial" w:hAnsi="Arial"/>
                 <w:sz w:val="20"/>
               </w:rPr>
-              <w:t xml:space="default">All splits counted against ARBITER</w:t>
+              <w:t xml:space="default">Trials with protocol</w:t>
             </w:r>
           </w:p>
         </w:tc>
@@ -345,14 +345,14 @@
           <w:p>
             <w:pPr>
               <w:spacing w:before="0" w:after="60"/>
-              <w:jc w:val="end"/>
-            </w:pPr>
-            <w:r>
-              <w:rPr>
-                <w:rFonts w:ascii="Arial" w:hAnsi="Arial"/>
-                <w:sz w:val="20"/>
-              </w:rPr>
-              <w:t xml:space="default">53/80 (66%; 58–75)</w:t>
+              <w:jc w:val="start"/>
+            </w:pPr>
+            <w:r>
+              <w:rPr>
+                <w:rFonts w:ascii="Arial" w:hAnsi="Arial"/>
+                <w:sz w:val="20"/>
+              </w:rPr>
+              <w:t xml:space="default">26/102 (25.5%)</w:t>
             </w:r>
           </w:p>
         </w:tc>
@@ -363,6 +363,526 @@
         </w:trPr>
         <w:tc>
           <w:tcPr>
+            <w:tcW w:type="dxa" w:w="3354"/>
+            <w:tcMar>
+              <w:top w:type="dxa" w:w="35"/>
+              <w:bottom w:type="dxa" w:w="35"/>
+              <w:start w:type="dxa" w:w="70"/>
+              <w:end w:type="dxa" w:w="70"/>
+            </w:tcMar>
+            <w:tcBorders>
+              <w:top w:val="nil" w:sz="0" w:color="666666"/>
+              <w:bottom w:val="nil" w:sz="0" w:color="666666"/>
+              <w:start w:val="nil" w:sz="0" w:color="666666"/>
+              <w:end w:val="nil" w:sz="0" w:color="666666"/>
+            </w:tcBorders>
+          </w:tcPr>
+          <w:p>
+            <w:pPr>
+              <w:spacing w:before="0" w:after="60"/>
+              <w:jc w:val="start"/>
+            </w:pPr>
+            <w:r>
+              <w:rPr>
+                <w:rFonts w:ascii="Arial" w:hAnsi="Arial"/>
+                <w:sz w:val="20"/>
+              </w:rPr>
+              <w:t xml:space="default">Trials with registry</w:t>
+            </w:r>
+          </w:p>
+        </w:tc>
+        <w:tc>
+          <w:tcPr>
+            <w:tcW w:type="dxa" w:w="6510"/>
+            <w:tcMar>
+              <w:top w:type="dxa" w:w="35"/>
+              <w:bottom w:type="dxa" w:w="35"/>
+              <w:start w:type="dxa" w:w="70"/>
+              <w:end w:type="dxa" w:w="70"/>
+            </w:tcMar>
+            <w:tcBorders>
+              <w:top w:val="nil" w:sz="0" w:color="666666"/>
+              <w:bottom w:val="nil" w:sz="0" w:color="666666"/>
+              <w:start w:val="nil" w:sz="0" w:color="666666"/>
+              <w:end w:val="nil" w:sz="0" w:color="666666"/>
+            </w:tcBorders>
+          </w:tcPr>
+          <w:p>
+            <w:pPr>
+              <w:spacing w:before="0" w:after="60"/>
+              <w:jc w:val="start"/>
+            </w:pPr>
+            <w:r>
+              <w:rPr>
+                <w:rFonts w:ascii="Arial" w:hAnsi="Arial"/>
+                <w:sz w:val="20"/>
+              </w:rPr>
+              <w:t xml:space="default">73/102 (71.6%)</w:t>
+            </w:r>
+          </w:p>
+        </w:tc>
+      </w:tr>
+      <w:tr>
+        <w:trPr>
+          <w:cantSplit/>
+        </w:trPr>
+        <w:tc>
+          <w:tcPr>
+            <w:tcW w:type="dxa" w:w="3354"/>
+            <w:tcMar>
+              <w:top w:type="dxa" w:w="35"/>
+              <w:bottom w:type="dxa" w:w="35"/>
+              <w:start w:type="dxa" w:w="70"/>
+              <w:end w:type="dxa" w:w="70"/>
+            </w:tcMar>
+            <w:tcBorders>
+              <w:top w:val="nil" w:sz="0" w:color="666666"/>
+              <w:bottom w:val="nil" w:sz="0" w:color="666666"/>
+              <w:start w:val="nil" w:sz="0" w:color="666666"/>
+              <w:end w:val="nil" w:sz="0" w:color="666666"/>
+            </w:tcBorders>
+          </w:tcPr>
+          <w:p>
+            <w:pPr>
+              <w:spacing w:before="0" w:after="60"/>
+              <w:jc w:val="start"/>
+            </w:pPr>
+            <w:r>
+              <w:rPr>
+                <w:rFonts w:ascii="Arial" w:hAnsi="Arial"/>
+                <w:sz w:val="20"/>
+              </w:rPr>
+              <w:t xml:space="default">Trials with SAP</w:t>
+            </w:r>
+          </w:p>
+        </w:tc>
+        <w:tc>
+          <w:tcPr>
+            <w:tcW w:type="dxa" w:w="6510"/>
+            <w:tcMar>
+              <w:top w:type="dxa" w:w="35"/>
+              <w:bottom w:type="dxa" w:w="35"/>
+              <w:start w:type="dxa" w:w="70"/>
+              <w:end w:type="dxa" w:w="70"/>
+            </w:tcMar>
+            <w:tcBorders>
+              <w:top w:val="nil" w:sz="0" w:color="666666"/>
+              <w:bottom w:val="nil" w:sz="0" w:color="666666"/>
+              <w:start w:val="nil" w:sz="0" w:color="666666"/>
+              <w:end w:val="nil" w:sz="0" w:color="666666"/>
+            </w:tcBorders>
+          </w:tcPr>
+          <w:p>
+            <w:pPr>
+              <w:spacing w:before="0" w:after="60"/>
+              <w:jc w:val="start"/>
+            </w:pPr>
+            <w:r>
+              <w:rPr>
+                <w:rFonts w:ascii="Arial" w:hAnsi="Arial"/>
+                <w:sz w:val="20"/>
+              </w:rPr>
+              <w:t xml:space="default">22/102 (21.6%)</w:t>
+            </w:r>
+          </w:p>
+        </w:tc>
+      </w:tr>
+      <w:tr>
+        <w:trPr>
+          <w:cantSplit/>
+        </w:trPr>
+        <w:tc>
+          <w:tcPr>
+            <w:tcW w:type="dxa" w:w="3354"/>
+            <w:tcMar>
+              <w:top w:type="dxa" w:w="35"/>
+              <w:bottom w:type="dxa" w:w="35"/>
+              <w:start w:type="dxa" w:w="70"/>
+              <w:end w:type="dxa" w:w="70"/>
+            </w:tcMar>
+            <w:tcBorders>
+              <w:top w:val="nil" w:sz="0" w:color="666666"/>
+              <w:bottom w:val="nil" w:sz="0" w:color="666666"/>
+              <w:start w:val="nil" w:sz="0" w:color="666666"/>
+              <w:end w:val="nil" w:sz="0" w:color="666666"/>
+            </w:tcBorders>
+          </w:tcPr>
+          <w:p>
+            <w:pPr>
+              <w:spacing w:before="0" w:after="60"/>
+              <w:jc w:val="start"/>
+            </w:pPr>
+            <w:r>
+              <w:rPr>
+                <w:rFonts w:ascii="Arial" w:hAnsi="Arial"/>
+                <w:sz w:val="20"/>
+              </w:rPr>
+              <w:t xml:space="default">Trials with supplement</w:t>
+            </w:r>
+          </w:p>
+        </w:tc>
+        <w:tc>
+          <w:tcPr>
+            <w:tcW w:type="dxa" w:w="6510"/>
+            <w:tcMar>
+              <w:top w:type="dxa" w:w="35"/>
+              <w:bottom w:type="dxa" w:w="35"/>
+              <w:start w:type="dxa" w:w="70"/>
+              <w:end w:type="dxa" w:w="70"/>
+            </w:tcMar>
+            <w:tcBorders>
+              <w:top w:val="nil" w:sz="0" w:color="666666"/>
+              <w:bottom w:val="nil" w:sz="0" w:color="666666"/>
+              <w:start w:val="nil" w:sz="0" w:color="666666"/>
+              <w:end w:val="nil" w:sz="0" w:color="666666"/>
+            </w:tcBorders>
+          </w:tcPr>
+          <w:p>
+            <w:pPr>
+              <w:spacing w:before="0" w:after="60"/>
+              <w:jc w:val="start"/>
+            </w:pPr>
+            <w:r>
+              <w:rPr>
+                <w:rFonts w:ascii="Arial" w:hAnsi="Arial"/>
+                <w:sz w:val="20"/>
+              </w:rPr>
+              <w:t xml:space="default">69/102 (67.6%)</w:t>
+            </w:r>
+          </w:p>
+        </w:tc>
+      </w:tr>
+      <w:tr>
+        <w:trPr>
+          <w:cantSplit/>
+        </w:trPr>
+        <w:tc>
+          <w:tcPr>
+            <w:tcW w:type="dxa" w:w="3354"/>
+            <w:tcMar>
+              <w:top w:type="dxa" w:w="35"/>
+              <w:bottom w:type="dxa" w:w="35"/>
+              <w:start w:type="dxa" w:w="70"/>
+              <w:end w:type="dxa" w:w="70"/>
+            </w:tcMar>
+            <w:tcBorders>
+              <w:top w:val="nil" w:sz="0" w:color="666666"/>
+              <w:bottom w:val="nil" w:sz="0" w:color="666666"/>
+              <w:start w:val="nil" w:sz="0" w:color="666666"/>
+              <w:end w:val="nil" w:sz="0" w:color="666666"/>
+            </w:tcBorders>
+          </w:tcPr>
+          <w:p>
+            <w:pPr>
+              <w:spacing w:before="0" w:after="60"/>
+              <w:jc w:val="start"/>
+            </w:pPr>
+            <w:r>
+              <w:rPr>
+                <w:rFonts w:ascii="Arial" w:hAnsi="Arial"/>
+                <w:sz w:val="20"/>
+              </w:rPr>
+              <w:t xml:space="default">D1–D5: Human Review 1</w:t>
+            </w:r>
+          </w:p>
+        </w:tc>
+        <w:tc>
+          <w:tcPr>
+            <w:tcW w:type="dxa" w:w="6510"/>
+            <w:tcMar>
+              <w:top w:type="dxa" w:w="35"/>
+              <w:bottom w:type="dxa" w:w="35"/>
+              <w:start w:type="dxa" w:w="70"/>
+              <w:end w:type="dxa" w:w="70"/>
+            </w:tcMar>
+            <w:tcBorders>
+              <w:top w:val="nil" w:sz="0" w:color="666666"/>
+              <w:bottom w:val="nil" w:sz="0" w:color="666666"/>
+              <w:start w:val="nil" w:sz="0" w:color="666666"/>
+              <w:end w:val="nil" w:sz="0" w:color="666666"/>
+            </w:tcBorders>
+          </w:tcPr>
+          <w:p>
+            <w:pPr>
+              <w:spacing w:before="0" w:after="60"/>
+              <w:jc w:val="start"/>
+            </w:pPr>
+            <w:r>
+              <w:rPr>
+                <w:rFonts w:ascii="Arial" w:hAnsi="Arial"/>
+                <w:sz w:val="20"/>
+              </w:rPr>
+              <w:t xml:space="default">Low: 277/510 (54.3%); Some concerns: 163/510 (32.0%); High: 70/510 (13.7%)</w:t>
+            </w:r>
+          </w:p>
+        </w:tc>
+      </w:tr>
+      <w:tr>
+        <w:trPr>
+          <w:cantSplit/>
+        </w:trPr>
+        <w:tc>
+          <w:tcPr>
+            <w:tcW w:type="dxa" w:w="3354"/>
+            <w:tcMar>
+              <w:top w:type="dxa" w:w="35"/>
+              <w:bottom w:type="dxa" w:w="35"/>
+              <w:start w:type="dxa" w:w="70"/>
+              <w:end w:type="dxa" w:w="70"/>
+            </w:tcMar>
+            <w:tcBorders>
+              <w:top w:val="nil" w:sz="0" w:color="666666"/>
+              <w:bottom w:val="nil" w:sz="0" w:color="666666"/>
+              <w:start w:val="nil" w:sz="0" w:color="666666"/>
+              <w:end w:val="nil" w:sz="0" w:color="666666"/>
+            </w:tcBorders>
+          </w:tcPr>
+          <w:p>
+            <w:pPr>
+              <w:spacing w:before="0" w:after="60"/>
+              <w:jc w:val="start"/>
+            </w:pPr>
+            <w:r>
+              <w:rPr>
+                <w:rFonts w:ascii="Arial" w:hAnsi="Arial"/>
+                <w:sz w:val="20"/>
+              </w:rPr>
+              <w:t xml:space="default">D1–D5: Human Review 2</w:t>
+            </w:r>
+          </w:p>
+        </w:tc>
+        <w:tc>
+          <w:tcPr>
+            <w:tcW w:type="dxa" w:w="6510"/>
+            <w:tcMar>
+              <w:top w:type="dxa" w:w="35"/>
+              <w:bottom w:type="dxa" w:w="35"/>
+              <w:start w:type="dxa" w:w="70"/>
+              <w:end w:type="dxa" w:w="70"/>
+            </w:tcMar>
+            <w:tcBorders>
+              <w:top w:val="nil" w:sz="0" w:color="666666"/>
+              <w:bottom w:val="nil" w:sz="0" w:color="666666"/>
+              <w:start w:val="nil" w:sz="0" w:color="666666"/>
+              <w:end w:val="nil" w:sz="0" w:color="666666"/>
+            </w:tcBorders>
+          </w:tcPr>
+          <w:p>
+            <w:pPr>
+              <w:spacing w:before="0" w:after="60"/>
+              <w:jc w:val="start"/>
+            </w:pPr>
+            <w:r>
+              <w:rPr>
+                <w:rFonts w:ascii="Arial" w:hAnsi="Arial"/>
+                <w:sz w:val="20"/>
+              </w:rPr>
+              <w:t xml:space="default">Low: 346/510 (67.8%); Some concerns: 131/510 (25.7%); High: 33/510 (6.5%)</w:t>
+            </w:r>
+          </w:p>
+        </w:tc>
+      </w:tr>
+      <w:tr>
+        <w:trPr>
+          <w:cantSplit/>
+        </w:trPr>
+        <w:tc>
+          <w:tcPr>
+            <w:tcW w:type="dxa" w:w="3354"/>
+            <w:tcMar>
+              <w:top w:type="dxa" w:w="35"/>
+              <w:bottom w:type="dxa" w:w="35"/>
+              <w:start w:type="dxa" w:w="70"/>
+              <w:end w:type="dxa" w:w="70"/>
+            </w:tcMar>
+            <w:tcBorders>
+              <w:top w:val="nil" w:sz="0" w:color="666666"/>
+              <w:bottom w:val="nil" w:sz="0" w:color="666666"/>
+              <w:start w:val="nil" w:sz="0" w:color="666666"/>
+              <w:end w:val="nil" w:sz="0" w:color="666666"/>
+            </w:tcBorders>
+          </w:tcPr>
+          <w:p>
+            <w:pPr>
+              <w:spacing w:before="0" w:after="60"/>
+              <w:jc w:val="start"/>
+            </w:pPr>
+            <w:r>
+              <w:rPr>
+                <w:rFonts w:ascii="Arial" w:hAnsi="Arial"/>
+                <w:sz w:val="20"/>
+              </w:rPr>
+              <w:t xml:space="default">D1–D5: Published</w:t>
+            </w:r>
+          </w:p>
+        </w:tc>
+        <w:tc>
+          <w:tcPr>
+            <w:tcW w:type="dxa" w:w="6510"/>
+            <w:tcMar>
+              <w:top w:type="dxa" w:w="35"/>
+              <w:bottom w:type="dxa" w:w="35"/>
+              <w:start w:type="dxa" w:w="70"/>
+              <w:end w:type="dxa" w:w="70"/>
+            </w:tcMar>
+            <w:tcBorders>
+              <w:top w:val="nil" w:sz="0" w:color="666666"/>
+              <w:bottom w:val="nil" w:sz="0" w:color="666666"/>
+              <w:start w:val="nil" w:sz="0" w:color="666666"/>
+              <w:end w:val="nil" w:sz="0" w:color="666666"/>
+            </w:tcBorders>
+          </w:tcPr>
+          <w:p>
+            <w:pPr>
+              <w:spacing w:before="0" w:after="60"/>
+              <w:jc w:val="start"/>
+            </w:pPr>
+            <w:r>
+              <w:rPr>
+                <w:rFonts w:ascii="Arial" w:hAnsi="Arial"/>
+                <w:sz w:val="20"/>
+              </w:rPr>
+              <w:t xml:space="default">Low: 427/510 (83.7%); Some concerns: 69/510 (13.5%); High: 14/510 (2.7%)</w:t>
+            </w:r>
+          </w:p>
+        </w:tc>
+      </w:tr>
+      <w:tr>
+        <w:trPr>
+          <w:cantSplit/>
+        </w:trPr>
+        <w:tc>
+          <w:tcPr>
+            <w:tcW w:type="dxa" w:w="3354"/>
+            <w:tcMar>
+              <w:top w:type="dxa" w:w="35"/>
+              <w:bottom w:type="dxa" w:w="35"/>
+              <w:start w:type="dxa" w:w="70"/>
+              <w:end w:type="dxa" w:w="70"/>
+            </w:tcMar>
+            <w:tcBorders>
+              <w:top w:val="nil" w:sz="0" w:color="666666"/>
+              <w:bottom w:val="nil" w:sz="0" w:color="666666"/>
+              <w:start w:val="nil" w:sz="0" w:color="666666"/>
+              <w:end w:val="nil" w:sz="0" w:color="666666"/>
+            </w:tcBorders>
+          </w:tcPr>
+          <w:p>
+            <w:pPr>
+              <w:spacing w:before="0" w:after="60"/>
+              <w:jc w:val="start"/>
+            </w:pPr>
+            <w:r>
+              <w:rPr>
+                <w:rFonts w:ascii="Arial" w:hAnsi="Arial"/>
+                <w:sz w:val="20"/>
+              </w:rPr>
+              <w:t xml:space="default">D1–D5: ARBITER</w:t>
+            </w:r>
+          </w:p>
+        </w:tc>
+        <w:tc>
+          <w:tcPr>
+            <w:tcW w:type="dxa" w:w="6510"/>
+            <w:tcMar>
+              <w:top w:type="dxa" w:w="35"/>
+              <w:bottom w:type="dxa" w:w="35"/>
+              <w:start w:type="dxa" w:w="70"/>
+              <w:end w:type="dxa" w:w="70"/>
+            </w:tcMar>
+            <w:tcBorders>
+              <w:top w:val="nil" w:sz="0" w:color="666666"/>
+              <w:bottom w:val="nil" w:sz="0" w:color="666666"/>
+              <w:start w:val="nil" w:sz="0" w:color="666666"/>
+              <w:end w:val="nil" w:sz="0" w:color="666666"/>
+            </w:tcBorders>
+          </w:tcPr>
+          <w:p>
+            <w:pPr>
+              <w:spacing w:before="0" w:after="60"/>
+              <w:jc w:val="start"/>
+            </w:pPr>
+            <w:r>
+              <w:rPr>
+                <w:rFonts w:ascii="Arial" w:hAnsi="Arial"/>
+                <w:sz w:val="20"/>
+              </w:rPr>
+              <w:t xml:space="default">Low: 375/510 (73.5%); Some concerns: 114/510 (22.4%); High: 21/510 (4.1%)</w:t>
+            </w:r>
+          </w:p>
+        </w:tc>
+      </w:tr>
+      <w:tr>
+        <w:trPr>
+          <w:cantSplit/>
+        </w:trPr>
+        <w:tc>
+          <w:tcPr>
+            <w:tcW w:type="dxa" w:w="3354"/>
+            <w:tcMar>
+              <w:top w:type="dxa" w:w="35"/>
+              <w:bottom w:type="dxa" w:w="35"/>
+              <w:start w:type="dxa" w:w="70"/>
+              <w:end w:type="dxa" w:w="70"/>
+            </w:tcMar>
+            <w:tcBorders>
+              <w:top w:val="nil" w:sz="0" w:color="666666"/>
+              <w:bottom w:val="nil" w:sz="0" w:color="666666"/>
+              <w:start w:val="nil" w:sz="0" w:color="666666"/>
+              <w:end w:val="nil" w:sz="0" w:color="666666"/>
+            </w:tcBorders>
+          </w:tcPr>
+          <w:p>
+            <w:pPr>
+              <w:spacing w:before="0" w:after="60"/>
+              <w:jc w:val="start"/>
+            </w:pPr>
+            <w:r>
+              <w:rPr>
+                <w:rFonts w:ascii="Arial" w:hAnsi="Arial"/>
+                <w:sz w:val="20"/>
+              </w:rPr>
+              <w:t xml:space="default">D1–D5: Direct prompting</w:t>
+            </w:r>
+          </w:p>
+        </w:tc>
+        <w:tc>
+          <w:tcPr>
+            <w:tcW w:type="dxa" w:w="6510"/>
+            <w:tcMar>
+              <w:top w:type="dxa" w:w="35"/>
+              <w:bottom w:type="dxa" w:w="35"/>
+              <w:start w:type="dxa" w:w="70"/>
+              <w:end w:type="dxa" w:w="70"/>
+            </w:tcMar>
+            <w:tcBorders>
+              <w:top w:val="nil" w:sz="0" w:color="666666"/>
+              <w:bottom w:val="nil" w:sz="0" w:color="666666"/>
+              <w:start w:val="nil" w:sz="0" w:color="666666"/>
+              <w:end w:val="nil" w:sz="0" w:color="666666"/>
+            </w:tcBorders>
+          </w:tcPr>
+          <w:p>
+            <w:pPr>
+              <w:spacing w:before="0" w:after="60"/>
+              <w:jc w:val="start"/>
+            </w:pPr>
+            <w:r>
+              <w:rPr>
+                <w:rFonts w:ascii="Arial" w:hAnsi="Arial"/>
+                <w:sz w:val="20"/>
+              </w:rPr>
+              <w:t xml:space="default">Low: 407/510 (79.8%); Some concerns: 80/510 (15.7%); High: 23/510 (4.5%)</w:t>
+            </w:r>
+          </w:p>
+        </w:tc>
+      </w:tr>
+      <w:tr>
+        <w:trPr>
+          <w:cantSplit/>
+        </w:trPr>
+        <w:tc>
+          <w:tcPr>
             <w:gridSpan w:val="2"/>
             <w:tcW w:type="dxa" w:w="9864"/>
             <w:tcMar>
@@ -387,7 +907,7 @@
                 <w:rFonts w:ascii="Arial" w:hAnsi="Arial"/>
                 <w:sz w:val="20"/>
               </w:rPr>
-              <w:t xml:space="default">Conditional blinded-label choice evaluation includes 80 arm-cells where the two arms disagreed and the 60 for which the human reviewers made an agreed choice; 20 choices split. Review-specific sensitivities use all 80. The final row counts all 20 splits against ARBITER by assumption, without assigning Unassisted wins. Human Review 1 chose neither arm in 4/80 cells; this is distinct from the split-loss assumption. CI, 95% confidence interval; 10,000 percentile bootstrap replicates, trials resampled within meta-analysis; seed 20261018.</w:t>
+              <w:t xml:space="default">Rating categories are Low, Some concerns and High; each source contributes 510 domain cells. Document counts are trials with each role recorded in the source inventory among 102 trials; roles can overlap. SAP, statistical analysis plan. Source distributions and separate human reviewer agreement appear in the compact supplement.</w:t>
             </w:r>
           </w:p>
         </w:tc>
